--- a/docs/word/CodeGate_Report_2_How_It_Works.docx
+++ b/docs/word/CodeGate_Report_2_How_It_Works.docx
@@ -1972,7 +1972,92 @@
                 <w:sz w:val="19"/>
                 <w:szCs w:val="19"/>
               </w:rPr>
-              <w:t xml:space="preserve">dynamic: runs the function with a harmless test input in each parameter, built to create a marker file if it reaches a shell</w:t>
+              <w:t xml:space="preserve">dynamic: every process-starting call (</w:t>
+            </w:r>
+            <w:r>
+              <w:rPr>
+                <w:rFonts w:ascii="Consolas" w:cs="Consolas" w:eastAsia="Consolas" w:hAnsi="Consolas"/>
+                <w:color w:val="8A1F11"/>
+                <w:sz w:val="19"/>
+                <w:szCs w:val="19"/>
+              </w:rPr>
+              <w:t xml:space="preserve">subprocess</w:t>
+            </w:r>
+            <w:r>
+              <w:rPr>
+                <w:rFonts w:ascii="Calibri" w:cs="Calibri" w:eastAsia="Calibri" w:hAnsi="Calibri"/>
+                <w:sz w:val="19"/>
+                <w:szCs w:val="19"/>
+              </w:rPr>
+              <w:t xml:space="preserve">, </w:t>
+            </w:r>
+            <w:r>
+              <w:rPr>
+                <w:rFonts w:ascii="Consolas" w:cs="Consolas" w:eastAsia="Consolas" w:hAnsi="Consolas"/>
+                <w:color w:val="8A1F11"/>
+                <w:sz w:val="19"/>
+                <w:szCs w:val="19"/>
+              </w:rPr>
+              <w:t xml:space="preserve">os.system</w:t>
+            </w:r>
+            <w:r>
+              <w:rPr>
+                <w:rFonts w:ascii="Calibri" w:cs="Calibri" w:eastAsia="Calibri" w:hAnsi="Calibri"/>
+                <w:sz w:val="19"/>
+                <w:szCs w:val="19"/>
+              </w:rPr>
+              <w:t xml:space="preserve">, </w:t>
+            </w:r>
+            <w:r>
+              <w:rPr>
+                <w:rFonts w:ascii="Consolas" w:cs="Consolas" w:eastAsia="Consolas" w:hAnsi="Consolas"/>
+                <w:color w:val="8A1F11"/>
+                <w:sz w:val="19"/>
+                <w:szCs w:val="19"/>
+              </w:rPr>
+              <w:t xml:space="preserve">os.exec*</w:t>
+            </w:r>
+            <w:r>
+              <w:rPr>
+                <w:rFonts w:ascii="Calibri" w:cs="Calibri" w:eastAsia="Calibri" w:hAnsi="Calibri"/>
+                <w:sz w:val="19"/>
+                <w:szCs w:val="19"/>
+              </w:rPr>
+              <w:t xml:space="preserve">/</w:t>
+            </w:r>
+            <w:r>
+              <w:rPr>
+                <w:rFonts w:ascii="Consolas" w:cs="Consolas" w:eastAsia="Consolas" w:hAnsi="Consolas"/>
+                <w:color w:val="8A1F11"/>
+                <w:sz w:val="19"/>
+                <w:szCs w:val="19"/>
+              </w:rPr>
+              <w:t xml:space="preserve">spawn*</w:t>
+            </w:r>
+            <w:r>
+              <w:rPr>
+                <w:rFonts w:ascii="Calibri" w:cs="Calibri" w:eastAsia="Calibri" w:hAnsi="Calibri"/>
+                <w:sz w:val="19"/>
+                <w:szCs w:val="19"/>
+              </w:rPr>
+              <w:t xml:space="preserve">, asyncio, </w:t>
+            </w:r>
+            <w:r>
+              <w:rPr>
+                <w:rFonts w:ascii="Consolas" w:cs="Consolas" w:eastAsia="Consolas" w:hAnsi="Consolas"/>
+                <w:color w:val="8A1F11"/>
+                <w:sz w:val="19"/>
+                <w:szCs w:val="19"/>
+              </w:rPr>
+              <w:t xml:space="preserve">pty</w:t>
+            </w:r>
+            <w:r>
+              <w:rPr>
+                <w:rFonts w:ascii="Calibri" w:cs="Calibri" w:eastAsia="Calibri" w:hAnsi="Calibri"/>
+                <w:sz w:val="19"/>
+                <w:szCs w:val="19"/>
+              </w:rPr>
+              <w:t xml:space="preserve">) is replaced by a recorder, so nothing runs; the function is called with a test input in each parameter, and the recorded command line is read with POSIX shell grammar</w:t>
             </w:r>
           </w:p>
         </w:tc>
@@ -2002,7 +2087,75 @@
                 <w:sz w:val="19"/>
                 <w:szCs w:val="19"/>
               </w:rPr>
-              <w:t xml:space="preserve">the marker file appears</w:t>
+              <w:t xml:space="preserve">the input's marker becomes a command of its own (after </w:t>
+            </w:r>
+            <w:r>
+              <w:rPr>
+                <w:rFonts w:ascii="Consolas" w:cs="Consolas" w:eastAsia="Consolas" w:hAnsi="Consolas"/>
+                <w:color w:val="8A1F11"/>
+                <w:sz w:val="19"/>
+                <w:szCs w:val="19"/>
+              </w:rPr>
+              <w:t xml:space="preserve">;</w:t>
+            </w:r>
+            <w:r>
+              <w:rPr>
+                <w:rFonts w:ascii="Calibri" w:cs="Calibri" w:eastAsia="Calibri" w:hAnsi="Calibri"/>
+                <w:sz w:val="19"/>
+                <w:szCs w:val="19"/>
+              </w:rPr>
+              <w:t xml:space="preserve">, </w:t>
+            </w:r>
+            <w:r>
+              <w:rPr>
+                <w:rFonts w:ascii="Consolas" w:cs="Consolas" w:eastAsia="Consolas" w:hAnsi="Consolas"/>
+                <w:color w:val="8A1F11"/>
+                <w:sz w:val="19"/>
+                <w:szCs w:val="19"/>
+              </w:rPr>
+              <w:t xml:space="preserve">|</w:t>
+            </w:r>
+            <w:r>
+              <w:rPr>
+                <w:rFonts w:ascii="Calibri" w:cs="Calibri" w:eastAsia="Calibri" w:hAnsi="Calibri"/>
+                <w:sz w:val="19"/>
+                <w:szCs w:val="19"/>
+              </w:rPr>
+              <w:t xml:space="preserve">, </w:t>
+            </w:r>
+            <w:r>
+              <w:rPr>
+                <w:rFonts w:ascii="Consolas" w:cs="Consolas" w:eastAsia="Consolas" w:hAnsi="Consolas"/>
+                <w:color w:val="8A1F11"/>
+                <w:sz w:val="19"/>
+                <w:szCs w:val="19"/>
+              </w:rPr>
+              <w:t xml:space="preserve">&amp;&amp;</w:t>
+            </w:r>
+            <w:r>
+              <w:rPr>
+                <w:rFonts w:ascii="Calibri" w:cs="Calibri" w:eastAsia="Calibri" w:hAnsi="Calibri"/>
+                <w:sz w:val="19"/>
+                <w:szCs w:val="19"/>
+              </w:rPr>
+              <w:t xml:space="preserve">, a newline, or inside </w:t>
+            </w:r>
+            <w:r>
+              <w:rPr>
+                <w:rFonts w:ascii="Consolas" w:cs="Consolas" w:eastAsia="Consolas" w:hAnsi="Consolas"/>
+                <w:color w:val="8A1F11"/>
+                <w:sz w:val="19"/>
+                <w:szCs w:val="19"/>
+              </w:rPr>
+              <w:t xml:space="preserve">$( )</w:t>
+            </w:r>
+            <w:r>
+              <w:rPr>
+                <w:rFonts w:ascii="Calibri" w:cs="Calibri" w:eastAsia="Calibri" w:hAnsi="Calibri"/>
+                <w:sz w:val="19"/>
+                <w:szCs w:val="19"/>
+              </w:rPr>
+              <w:t xml:space="preserve"> or backticks)</w:t>
             </w:r>
           </w:p>
         </w:tc>
@@ -2032,7 +2185,7 @@
                 <w:sz w:val="19"/>
                 <w:szCs w:val="19"/>
               </w:rPr>
-              <w:t xml:space="preserve">the function reached a process call and no marker appeared</w:t>
+              <w:t xml:space="preserve">the input reached a process call and never broke out</w:t>
             </w:r>
           </w:p>
         </w:tc>
@@ -2206,7 +2359,7 @@
         <w:rPr>
           <w:rFonts w:ascii="Calibri" w:cs="Calibri" w:eastAsia="Calibri" w:hAnsi="Calibri"/>
         </w:rPr>
-        <w:t xml:space="preserve">6 · The label audit, and the planned label update</w:t>
+        <w:t xml:space="preserve">6 · The label audit</w:t>
       </w:r>
     </w:p>
     <w:p>
@@ -2516,7 +2669,7 @@
         <w:rPr>
           <w:rFonts w:ascii="Calibri" w:cs="Calibri" w:eastAsia="Calibri" w:hAnsi="Calibri"/>
         </w:rPr>
-        <w:t xml:space="preserve">The main finding: the command-injection oracle runs commands on the labelling machine, and the corpus was labelled on Windows, whose shell treats quoting differently from a POSIX shell. Some code that is injectable on Linux therefore looked safe. In all, 34 vulnerable samples are labelled SAFE or not judged in the shipped corpus.</w:t>
+        <w:t xml:space="preserve">The main finding: the command-injection oracle ran commands on the labelling machine, and the corpus was labelled on Windows, whose shell treats quoting differently from a POSIX shell. Some code that is injectable on Linux therefore looked safe: 34 vulnerable samples were labelled SAFE or not judged.</w:t>
       </w:r>
     </w:p>
     <w:p>
@@ -2527,22 +2680,7 @@
         <w:rPr>
           <w:rFonts w:ascii="Calibri" w:cs="Calibri" w:eastAsia="Calibri" w:hAnsi="Calibri"/>
         </w:rPr>
-        <w:t xml:space="preserve">A corrected labeller, which judges commands by POSIX shell rules on every platform, is built and measured on branch </w:t>
-      </w:r>
-      <w:r>
-        <w:rPr>
-          <w:rFonts w:ascii="Consolas" w:cs="Consolas" w:eastAsia="Consolas" w:hAnsi="Consolas"/>
-          <w:color w:val="8A1F11"/>
-          <w:sz w:val="19"/>
-          <w:szCs w:val="19"/>
-        </w:rPr>
-        <w:t xml:space="preserve">wip/label-audit-2026-10-05</w:t>
-      </w:r>
-      <w:r>
-        <w:rPr>
-          <w:rFonts w:ascii="Calibri" w:cs="Calibri" w:eastAsia="Calibri" w:hAnsi="Calibri"/>
-        </w:rPr>
-        <w:t xml:space="preserve">. It is the next planned update:</w:t>
+        <w:t xml:space="preserve">The labeller was rebuilt (section 5): it records the command line instead of running it and judges it by POSIX shell rules on every platform. A code review of the rebuild found eleven further gaps, all fixed with a test each, and a battery of twenty safe shell idioms checks it raises no false alarms. The shipped model is trained on the corrected labels:</w:t>
       </w:r>
     </w:p>
     <w:tbl>
@@ -2613,45 +2751,42 @@
             <w:r>
               <w:rPr>
                 <w:rFonts w:ascii="Calibri" w:cs="Calibri" w:eastAsia="Calibri" w:hAnsi="Calibri"/>
+                <w:sz w:val="19"/>
+                <w:szCs w:val="19"/>
+              </w:rPr>
+              <w:t xml:space="preserve">before the audit</w:t>
+            </w:r>
+          </w:p>
+        </w:tc>
+        <w:tc>
+          <w:tcPr>
+            <w:tcW w:type="dxa" w:w="2307"/>
+            <w:tcBorders>
+              <w:top w:val="single" w:color="C3CCD5" w:sz="4"/>
+              <w:left w:val="single" w:color="C3CCD5" w:sz="4"/>
+              <w:bottom w:val="single" w:color="C3CCD5" w:sz="4"/>
+              <w:right w:val="single" w:color="C3CCD5" w:sz="4"/>
+            </w:tcBorders>
+            <w:shd w:fill="DCE6F0" w:color="auto" w:val="clear"/>
+            <w:tcMar>
+              <w:top w:type="dxa" w:w="60"/>
+              <w:left w:type="dxa" w:w="100"/>
+              <w:bottom w:type="dxa" w:w="60"/>
+              <w:right w:type="dxa" w:w="100"/>
+            </w:tcMar>
+          </w:tcPr>
+          <w:p>
+            <w:pPr>
+              <w:spacing w:after="0" w:line="264"/>
+            </w:pPr>
+            <w:r>
+              <w:rPr>
+                <w:rFonts w:ascii="Calibri" w:cs="Calibri" w:eastAsia="Calibri" w:hAnsi="Calibri"/>
+                <w:sz w:val="19"/>
+                <w:szCs w:val="19"/>
                 <w:b/>
-                <w:bCs/>
-                <w:sz w:val="19"/>
-                <w:szCs w:val="19"/>
-              </w:rPr>
-              <w:t xml:space="preserve">shipped</w:t>
-            </w:r>
-          </w:p>
-        </w:tc>
-        <w:tc>
-          <w:tcPr>
-            <w:tcW w:type="dxa" w:w="2307"/>
-            <w:tcBorders>
-              <w:top w:val="single" w:color="C3CCD5" w:sz="4"/>
-              <w:left w:val="single" w:color="C3CCD5" w:sz="4"/>
-              <w:bottom w:val="single" w:color="C3CCD5" w:sz="4"/>
-              <w:right w:val="single" w:color="C3CCD5" w:sz="4"/>
-            </w:tcBorders>
-            <w:shd w:fill="DCE6F0" w:color="auto" w:val="clear"/>
-            <w:tcMar>
-              <w:top w:type="dxa" w:w="60"/>
-              <w:left w:type="dxa" w:w="100"/>
-              <w:bottom w:type="dxa" w:w="60"/>
-              <w:right w:type="dxa" w:w="100"/>
-            </w:tcMar>
-          </w:tcPr>
-          <w:p>
-            <w:pPr>
-              <w:spacing w:after="0" w:line="264"/>
-            </w:pPr>
-            <w:r>
-              <w:rPr>
-                <w:rFonts w:ascii="Calibri" w:cs="Calibri" w:eastAsia="Calibri" w:hAnsi="Calibri"/>
-                <w:b/>
-                <w:bCs/>
-                <w:sz w:val="19"/>
-                <w:szCs w:val="19"/>
-              </w:rPr>
-              <w:t xml:space="preserve">with the planned labels</w:t>
+              </w:rPr>
+              <w:t xml:space="preserve">shipped now</w:t>
             </w:r>
           </w:p>
         </w:tc>
@@ -2745,8 +2880,9 @@
                 <w:rFonts w:ascii="Calibri" w:cs="Calibri" w:eastAsia="Calibri" w:hAnsi="Calibri"/>
                 <w:sz w:val="19"/>
                 <w:szCs w:val="19"/>
-              </w:rPr>
-              <w:t xml:space="preserve">5.5%</w:t>
+                <w:b/>
+              </w:rPr>
+              <w:t xml:space="preserve">5.6%</w:t>
             </w:r>
           </w:p>
         </w:tc>
@@ -2935,8 +3071,9 @@
                 <w:rFonts w:ascii="Calibri" w:cs="Calibri" w:eastAsia="Calibri" w:hAnsi="Calibri"/>
                 <w:sz w:val="19"/>
                 <w:szCs w:val="19"/>
-              </w:rPr>
-              <w:t xml:space="preserve">0.8043 / 49.9%</w:t>
+                <w:b/>
+              </w:rPr>
+              <w:t xml:space="preserve">0.8023 / 50.0%</w:t>
             </w:r>
           </w:p>
         </w:tc>
@@ -3125,8 +3262,9 @@
                 <w:rFonts w:ascii="Calibri" w:cs="Calibri" w:eastAsia="Calibri" w:hAnsi="Calibri"/>
                 <w:sz w:val="19"/>
                 <w:szCs w:val="19"/>
-              </w:rPr>
-              <w:t xml:space="preserve">0.902</w:t>
+                <w:b/>
+              </w:rPr>
+              <w:t xml:space="preserve">0.903</w:t>
             </w:r>
           </w:p>
         </w:tc>
@@ -3239,8 +3377,18 @@
       <w:r>
         <w:rPr>
           <w:rFonts w:ascii="Calibri" w:cs="Calibri" w:eastAsia="Calibri" w:hAnsi="Calibri"/>
+        </w:rPr>
+        <w:t xml:space="preserve">The held-out miss rate rose, and the reason matters. Scored against the same corrected labels, the old model also misses 7.6%: the rise comes from the new, slightly looser certified threshold, not from the labels. Keeping the old model because its test-split number looks better would mean choosing a model on the test set.</w:t>
+      </w:r>
+    </w:p>
+    <w:p>
+      <w:pPr>
+        <w:spacing w:after="140" w:line="288"/>
+      </w:pPr>
+      <w:r>
+        <w:rPr>
+          <w:rFonts w:ascii="Calibri" w:cs="Calibri" w:eastAsia="Calibri" w:hAnsi="Calibri"/>
           <w:i/>
-          <w:iCs/>
         </w:rPr>
         <w:t xml:space="preserve">Say this:</w:t>
       </w:r>
@@ -3248,7 +3396,7 @@
         <w:rPr>
           <w:rFonts w:ascii="Calibri" w:cs="Calibri" w:eastAsia="Calibri" w:hAnsi="Calibri"/>
         </w:rPr>
-        <w:t xml:space="preserve"> "We audited our own labels by hand. The fix is measured: the certificate still holds and the scorer gets better. It ships next."</w:t>
+        <w:t xml:space="preserve"> "We audited our own labels by hand and fixed the labeller. 108 of 2,040 labels changed, every one explained, none of them a new false alarm. The certificate still holds on data it never saw."</w:t>
       </w:r>
     </w:p>
     <w:p>
@@ -3309,7 +3457,7 @@
         <w:rPr>
           <w:rFonts w:ascii="Calibri" w:cs="Calibri" w:eastAsia="Calibri" w:hAnsi="Calibri"/>
         </w:rPr>
-        <w:t xml:space="preserve">; the score is the probability of "safe". Trained on the train split only. Held-out ROC-AUC 0.889 (0.925 including its own training data).</w:t>
+        <w:t xml:space="preserve">; the score is the probability of "safe". Trained on the train split only. Held-out ROC-AUC 0.903 (0.935 including its own training data).</w:t>
       </w:r>
     </w:p>
     <w:p>
@@ -3408,7 +3556,6 @@
         <w:rPr>
           <w:rFonts w:ascii="Calibri" w:cs="Calibri" w:eastAsia="Calibri" w:hAnsi="Calibri"/>
           <w:b/>
-          <w:bCs/>
         </w:rPr>
         <w:t xml:space="preserve">Cluster-aware.</w:t>
       </w:r>
@@ -3416,13 +3563,12 @@
         <w:rPr>
           <w:rFonts w:ascii="Calibri" w:cs="Calibri" w:eastAsia="Calibri" w:hAnsi="Calibri"/>
         </w:rPr>
-        <w:t xml:space="preserve"> Four models answer each task, so answers to one task are correlated: within-task correlation of scores (ICC) is 0.57, so the 206 vulnerable calibration samples carry about 94 independent samples' worth of evidence. Treating them as 206 independent draws makes the test optimistic: in simulation it certified thresholds that really missed more than α in 8.5–12% of runs, against the 5% allowed. So each </w:t>
+        <w:t xml:space="preserve"> Four models answer each task, so answers to one task are correlated: within-task correlation of scores (ICC) is 0.66, so the 218 vulnerable calibration samples carry about 87 independent samples' worth of evidence. Treating them as 218 independent draws makes the test optimistic: in simulation it certified thresholds that really missed more than α in 7–18% of runs, against the 5% allowed. So each </w:t>
       </w:r>
       <w:r>
         <w:rPr>
           <w:rFonts w:ascii="Calibri" w:cs="Calibri" w:eastAsia="Calibri" w:hAnsi="Calibri"/>
           <w:b/>
-          <w:bCs/>
         </w:rPr>
         <w:t xml:space="preserve">task group</w:t>
       </w:r>
@@ -3436,7 +3582,6 @@
         <w:rPr>
           <w:rFonts w:ascii="Calibri" w:cs="Calibri" w:eastAsia="Calibri" w:hAnsi="Calibri"/>
           <w:b/>
-          <w:bCs/>
         </w:rPr>
         <w:t xml:space="preserve">Hoeffding–Bentkus</w:t>
       </w:r>
@@ -3732,7 +3877,7 @@
                 <w:sz w:val="19"/>
                 <w:szCs w:val="19"/>
               </w:rPr>
-              <w:t xml:space="preserve">0.8259 (t̂)</w:t>
+              <w:t xml:space="preserve">0.8023 (t̂)</w:t>
             </w:r>
           </w:p>
         </w:tc>
@@ -3762,7 +3907,7 @@
                 <w:sz w:val="19"/>
                 <w:szCs w:val="19"/>
               </w:rPr>
-              <w:t xml:space="preserve">4 of 206</w:t>
+              <w:t xml:space="preserve">5 of 218</w:t>
             </w:r>
           </w:p>
         </w:tc>
@@ -3792,7 +3937,7 @@
                 <w:sz w:val="19"/>
                 <w:szCs w:val="19"/>
               </w:rPr>
-              <w:t xml:space="preserve">3 of 66</w:t>
+              <w:t xml:space="preserve">4 of 66</w:t>
             </w:r>
           </w:p>
         </w:tc>
@@ -3917,7 +4062,7 @@
                 <w:sz w:val="19"/>
                 <w:szCs w:val="19"/>
               </w:rPr>
-              <w:t xml:space="preserve">0.8250</w:t>
+              <w:t xml:space="preserve">0.8014</w:t>
             </w:r>
           </w:p>
         </w:tc>
@@ -3947,42 +4092,42 @@
                 <w:sz w:val="19"/>
                 <w:szCs w:val="19"/>
               </w:rPr>
+              <w:t xml:space="preserve">6</w:t>
+            </w:r>
+          </w:p>
+        </w:tc>
+        <w:tc>
+          <w:tcPr>
+            <w:tcW w:type="dxa" w:w="1276"/>
+            <w:tcBorders>
+              <w:top w:val="single" w:color="C3CCD5" w:sz="4"/>
+              <w:left w:val="single" w:color="C3CCD5" w:sz="4"/>
+              <w:bottom w:val="single" w:color="C3CCD5" w:sz="4"/>
+              <w:right w:val="single" w:color="C3CCD5" w:sz="4"/>
+            </w:tcBorders>
+            <w:tcMar>
+              <w:top w:type="dxa" w:w="60"/>
+              <w:left w:type="dxa" w:w="100"/>
+              <w:bottom w:type="dxa" w:w="60"/>
+              <w:right w:type="dxa" w:w="100"/>
+            </w:tcMar>
+          </w:tcPr>
+          <w:p>
+            <w:pPr>
+              <w:spacing w:after="0" w:line="264"/>
+            </w:pPr>
+            <w:r>
+              <w:rPr>
+                <w:rFonts w:ascii="Calibri" w:cs="Calibri" w:eastAsia="Calibri" w:hAnsi="Calibri"/>
+                <w:sz w:val="19"/>
+                <w:szCs w:val="19"/>
+              </w:rPr>
               <w:t xml:space="preserve">5</w:t>
             </w:r>
           </w:p>
         </w:tc>
         <w:tc>
           <w:tcPr>
-            <w:tcW w:type="dxa" w:w="1276"/>
-            <w:tcBorders>
-              <w:top w:val="single" w:color="C3CCD5" w:sz="4"/>
-              <w:left w:val="single" w:color="C3CCD5" w:sz="4"/>
-              <w:bottom w:val="single" w:color="C3CCD5" w:sz="4"/>
-              <w:right w:val="single" w:color="C3CCD5" w:sz="4"/>
-            </w:tcBorders>
-            <w:tcMar>
-              <w:top w:type="dxa" w:w="60"/>
-              <w:left w:type="dxa" w:w="100"/>
-              <w:bottom w:type="dxa" w:w="60"/>
-              <w:right w:type="dxa" w:w="100"/>
-            </w:tcMar>
-          </w:tcPr>
-          <w:p>
-            <w:pPr>
-              <w:spacing w:after="0" w:line="264"/>
-            </w:pPr>
-            <w:r>
-              <w:rPr>
-                <w:rFonts w:ascii="Calibri" w:cs="Calibri" w:eastAsia="Calibri" w:hAnsi="Calibri"/>
-                <w:sz w:val="19"/>
-                <w:szCs w:val="19"/>
-              </w:rPr>
-              <w:t xml:space="preserve">4</w:t>
-            </w:r>
-          </w:p>
-        </w:tc>
-        <w:tc>
-          <w:tcPr>
             <w:tcW w:type="dxa" w:w="1914"/>
             <w:tcBorders>
               <w:top w:val="single" w:color="C3CCD5" w:sz="4"/>
@@ -4007,7 +4152,7 @@
                 <w:sz w:val="19"/>
                 <w:szCs w:val="19"/>
               </w:rPr>
-              <w:t xml:space="preserve">2.65%</w:t>
+              <w:t xml:space="preserve">3.03%</w:t>
             </w:r>
           </w:p>
         </w:tc>
@@ -4037,7 +4182,7 @@
                 <w:sz w:val="19"/>
                 <w:szCs w:val="19"/>
               </w:rPr>
-              <w:t xml:space="preserve">0.066</w:t>
+              <w:t xml:space="preserve">0.090</w:t>
             </w:r>
           </w:p>
         </w:tc>
@@ -4116,18 +4261,16 @@
         <w:rPr>
           <w:rFonts w:ascii="Calibri" w:cs="Calibri" w:eastAsia="Calibri" w:hAnsi="Calibri"/>
           <w:b/>
-          <w:bCs/>
         </w:rPr>
         <w:t xml:space="preserve">Frontier and </w:t>
       </w:r>
       <w:r>
         <w:rPr>
           <w:rFonts w:ascii="Consolas" w:cs="Consolas" w:eastAsia="Consolas" w:hAnsi="Consolas"/>
-          <w:b/>
-          <w:bCs/>
           <w:color w:val="8A1F11"/>
           <w:sz w:val="19"/>
           <w:szCs w:val="19"/>
+          <w:b/>
         </w:rPr>
         <w:t xml:space="preserve">--alpha</w:t>
       </w:r>
@@ -4135,7 +4278,6 @@
         <w:rPr>
           <w:rFonts w:ascii="Calibri" w:cs="Calibri" w:eastAsia="Calibri" w:hAnsi="Calibri"/>
           <w:b/>
-          <w:bCs/>
         </w:rPr>
         <w:t xml:space="preserve">.</w:t>
       </w:r>
@@ -4143,7 +4285,7 @@
         <w:rPr>
           <w:rFonts w:ascii="Calibri" w:cs="Calibri" w:eastAsia="Calibri" w:hAnsi="Calibri"/>
         </w:rPr>
-        <w:t xml:space="preserve"> The same calibration certifies a threshold for each α in a frontier: α = 0.05 → t̂ 0.9091, 29.2% coverage; 0.10 → 0.8259, 48.8%; 0.20 → 0.7634, 60.3%; 0.30 → 0.7440, 63.7%. </w:t>
+        <w:t xml:space="preserve"> The same calibration certifies a threshold for each α in a frontier: α = 0.05 → t̂ 0.8916, 31.5% coverage; 0.10 → 0.8023, 50.0%; 0.20 → 0.7437, 60.5%; 0.30 → 0.7196, 65.0%. </w:t>
       </w:r>
       <w:r>
         <w:rPr>
@@ -4187,7 +4329,6 @@
         <w:rPr>
           <w:rFonts w:ascii="Calibri" w:cs="Calibri" w:eastAsia="Calibri" w:hAnsi="Calibri"/>
           <w:i/>
-          <w:iCs/>
         </w:rPr>
         <w:t xml:space="preserve">Held-out split:</w:t>
       </w:r>
@@ -4195,7 +4336,7 @@
         <w:rPr>
           <w:rFonts w:ascii="Calibri" w:cs="Calibri" w:eastAsia="Calibri" w:hAnsi="Calibri"/>
         </w:rPr>
-        <w:t xml:space="preserve"> 7.6% of vulnerable test code auto-approved per task (95% cluster bootstrap 0.8–16.7%), 9.3% per sample — within 10%.</w:t>
+        <w:t xml:space="preserve"> 9.3% of vulnerable test code auto-approved per task (95% cluster bootstrap 1.8–19.2%), within the 10% bound. Pooled per sample it is 10.7% (12 of 112), which a true 10% rate produces 45% of the time; the per-sample rate is not what the certificate bounds.</w:t>
       </w:r>
     </w:p>
     <w:p>
@@ -4211,7 +4352,6 @@
         <w:rPr>
           <w:rFonts w:ascii="Calibri" w:cs="Calibri" w:eastAsia="Calibri" w:hAnsi="Calibri"/>
           <w:i/>
-          <w:iCs/>
         </w:rPr>
         <w:t xml:space="preserve">Generator shift:</w:t>
       </w:r>
@@ -4219,7 +4359,7 @@
         <w:rPr>
           <w:rFonts w:ascii="Calibri" w:cs="Calibri" w:eastAsia="Calibri" w:hAnsi="Calibri"/>
         </w:rPr>
-        <w:t xml:space="preserve"> calibrate on three models, test the fourth on its unseen samples: 2.9% (codellama), 3.7% (deepseek), 7.0% (qwen), and 11.0% for codegemma (10 of 91; a true 10% rate gives 10 or more 43% of the time). The guarantee does not formally cover a new author, but in practice it held for three of four and was within noise for the fourth.</w:t>
+        <w:t xml:space="preserve"> calibrate on three models, test the fourth on its unseen samples: 4.2% (codellama), 3.5% (deepseek), 6.4% (qwen), and 10.5% for codegemma (10 of 95; a true 10% rate gives 10 or more 48% of the time). The guarantee does not formally cover a new author, but in practice it held for three of four and was within noise for the fourth.</w:t>
       </w:r>
     </w:p>
     <w:p>
@@ -4235,7 +4375,6 @@
         <w:rPr>
           <w:rFonts w:ascii="Calibri" w:cs="Calibri" w:eastAsia="Calibri" w:hAnsi="Calibri"/>
           <w:i/>
-          <w:iCs/>
         </w:rPr>
         <w:t xml:space="preserve">Alternatives tried and rejected:</w:t>
       </w:r>
@@ -4243,7 +4382,7 @@
         <w:rPr>
           <w:rFonts w:ascii="Calibri" w:cs="Calibri" w:eastAsia="Calibri" w:hAnsi="Calibri"/>
         </w:rPr>
-        <w:t xml:space="preserve"> a betting-style p-value certified a looser threshold that missed 13.1% on held-out data; the old per-sample test's threshold missed 13.1% too.</w:t>
+        <w:t xml:space="preserve"> when the method was chosen (on the labels before the audit), a betting-style p-value certified a looser threshold that missed 13.1% on held-out data. The old per-sample test's threshold misses 13.4% on the current labels.</w:t>
       </w:r>
     </w:p>
     <w:p>
@@ -4682,7 +4821,7 @@
         <w:rPr>
           <w:rFonts w:ascii="Calibri" w:cs="Calibri" w:eastAsia="Calibri" w:hAnsi="Calibri"/>
         </w:rPr>
-        <w:t xml:space="preserve">442 automated tests; every oracle fix began as a failing test built from a real sample, and most detection tests have a deliberately safe twin.</w:t>
+        <w:t xml:space="preserve">515 automated tests; every oracle fix began as a failing test built from a real sample, and most detection tests have a deliberately safe twin.</w:t>
       </w:r>
     </w:p>
     <w:p>
